--- a/assets/docs/Tien Vo Resume.docx
+++ b/assets/docs/Tien Vo Resume.docx
@@ -1,6 +1,6 @@
 
 <file path=word/document.xml><?xml version="1.0" encoding="utf-8"?>
-<w:document xmlns:wpc="http://schemas.microsoft.com/office/word/2010/wordprocessingCanvas" xmlns:cx="http://schemas.microsoft.com/office/drawing/2014/chartex" xmlns:cx1="http://schemas.microsoft.com/office/drawing/2015/9/8/chartex" xmlns:cx2="http://schemas.microsoft.com/office/drawing/2015/10/21/chartex" xmlns:cx3="http://schemas.microsoft.com/office/drawing/2016/5/9/chartex" xmlns:cx4="http://schemas.microsoft.com/office/drawing/2016/5/10/chartex" xmlns:cx5="http://schemas.microsoft.com/office/drawing/2016/5/11/chartex" xmlns:cx6="http://schemas.microsoft.com/office/drawing/2016/5/12/chartex" xmlns:cx7="http://schemas.microsoft.com/office/drawing/2016/5/13/chartex" xmlns:cx8="http://schemas.microsoft.com/office/drawing/2016/5/14/chartex" xmlns:mc="http://schemas.openxmlformats.org/markup-compatibility/2006" xmlns:aink="http://schemas.microsoft.com/office/drawing/2016/ink" xmlns:am3d="http://schemas.microsoft.com/office/drawing/2017/model3d" xmlns:o="urn:schemas-microsoft-com:office:office" xmlns:r="http://schemas.openxmlformats.org/officeDocument/2006/relationships" xmlns:m="http://schemas.openxmlformats.org/officeDocument/2006/math" xmlns:v="urn:schemas-microsoft-com:vml" xmlns:wp14="http://schemas.microsoft.com/office/word/2010/wordprocessingDrawing" xmlns:wp="http://schemas.openxmlformats.org/drawingml/2006/wordprocessingDrawing" xmlns:w10="urn:schemas-microsoft-com:office:word" xmlns:w="http://schemas.openxmlformats.org/wordprocessingml/2006/main" xmlns:w14="http://schemas.microsoft.com/office/word/2010/wordml" xmlns:w15="http://schemas.microsoft.com/office/word/2012/wordml" xmlns:w16cid="http://schemas.microsoft.com/office/word/2016/wordml/cid" xmlns:w16se="http://schemas.microsoft.com/office/word/2015/wordml/symex" xmlns:wpg="http://schemas.microsoft.com/office/word/2010/wordprocessingGroup" xmlns:wpi="http://schemas.microsoft.com/office/word/2010/wordprocessingInk" xmlns:wne="http://schemas.microsoft.com/office/word/2006/wordml" xmlns:wps="http://schemas.microsoft.com/office/word/2010/wordprocessingShape" mc:Ignorable="w14 w15 w16se w16cid wp14">
+<w:document xmlns:wpc="http://schemas.microsoft.com/office/word/2010/wordprocessingCanvas" xmlns:cx="http://schemas.microsoft.com/office/drawing/2014/chartex" xmlns:cx1="http://schemas.microsoft.com/office/drawing/2015/9/8/chartex" xmlns:cx2="http://schemas.microsoft.com/office/drawing/2015/10/21/chartex" xmlns:cx3="http://schemas.microsoft.com/office/drawing/2016/5/9/chartex" xmlns:cx4="http://schemas.microsoft.com/office/drawing/2016/5/10/chartex" xmlns:cx5="http://schemas.microsoft.com/office/drawing/2016/5/11/chartex" xmlns:cx6="http://schemas.microsoft.com/office/drawing/2016/5/12/chartex" xmlns:cx7="http://schemas.microsoft.com/office/drawing/2016/5/13/chartex" xmlns:cx8="http://schemas.microsoft.com/office/drawing/2016/5/14/chartex" xmlns:mc="http://schemas.openxmlformats.org/markup-compatibility/2006" xmlns:aink="http://schemas.microsoft.com/office/drawing/2016/ink" xmlns:am3d="http://schemas.microsoft.com/office/drawing/2017/model3d" xmlns:o="urn:schemas-microsoft-com:office:office" xmlns:oel="http://schemas.microsoft.com/office/2019/extlst" xmlns:r="http://schemas.openxmlformats.org/officeDocument/2006/relationships" xmlns:m="http://schemas.openxmlformats.org/officeDocument/2006/math" xmlns:v="urn:schemas-microsoft-com:vml" xmlns:wp14="http://schemas.microsoft.com/office/word/2010/wordprocessingDrawing" xmlns:wp="http://schemas.openxmlformats.org/drawingml/2006/wordprocessingDrawing" xmlns:w10="urn:schemas-microsoft-com:office:word" xmlns:w="http://schemas.openxmlformats.org/wordprocessingml/2006/main" xmlns:w14="http://schemas.microsoft.com/office/word/2010/wordml" xmlns:w15="http://schemas.microsoft.com/office/word/2012/wordml" xmlns:w16cex="http://schemas.microsoft.com/office/word/2018/wordml/cex" xmlns:w16cid="http://schemas.microsoft.com/office/word/2016/wordml/cid" xmlns:w16="http://schemas.microsoft.com/office/word/2018/wordml" xmlns:w16sdtdh="http://schemas.microsoft.com/office/word/2020/wordml/sdtdatahash" xmlns:w16se="http://schemas.microsoft.com/office/word/2015/wordml/symex" xmlns:wpg="http://schemas.microsoft.com/office/word/2010/wordprocessingGroup" xmlns:wpi="http://schemas.microsoft.com/office/word/2010/wordprocessingInk" xmlns:wne="http://schemas.microsoft.com/office/word/2006/wordml" xmlns:wps="http://schemas.microsoft.com/office/word/2010/wordprocessingShape" mc:Ignorable="w14 w15 w16se w16cid w16 w16cex w16sdtdh wp14">
   <w:background w:color="FFFFFF"/>
   <w:body>
     <w:p>
@@ -20,8 +20,6 @@
         </w:rPr>
         <w:t>TIEN VO</w:t>
       </w:r>
-      <w:bookmarkStart w:id="0" w:name="_GoBack"/>
-      <w:bookmarkEnd w:id="0"/>
     </w:p>
     <w:tbl>
       <w:tblPr>
@@ -508,20 +506,8 @@
                   <w:szCs w:val="18"/>
                   <w:u w:val="single"/>
                 </w:rPr>
-                <w:t>@</w:t>
+                <w:t>@tempestblue</w:t>
               </w:r>
-              <w:proofErr w:type="spellStart"/>
-              <w:r>
-                <w:rPr>
-                  <w:rFonts w:ascii="Nunito Sans" w:eastAsia="Nunito Sans" w:hAnsi="Nunito Sans" w:cs="Nunito Sans"/>
-                  <w:color w:val="1155CC"/>
-                  <w:sz w:val="18"/>
-                  <w:szCs w:val="18"/>
-                  <w:u w:val="single"/>
-                </w:rPr>
-                <w:t>tempestblue</w:t>
-              </w:r>
-              <w:proofErr w:type="spellEnd"/>
             </w:hyperlink>
           </w:p>
         </w:tc>
@@ -1449,7 +1435,7 @@
                   <w:szCs w:val="18"/>
                   <w:u w:val="single"/>
                 </w:rPr>
-                <w:t>TienVo</w:t>
+                <w:t>tien</w:t>
               </w:r>
               <w:proofErr w:type="spellEnd"/>
               <w:r>
@@ -2139,7 +2125,7 @@
 </file>
 
 <file path=word/numbering.xml><?xml version="1.0" encoding="utf-8"?>
-<w:numbering xmlns:wpc="http://schemas.microsoft.com/office/word/2010/wordprocessingCanvas" xmlns:cx="http://schemas.microsoft.com/office/drawing/2014/chartex" xmlns:cx1="http://schemas.microsoft.com/office/drawing/2015/9/8/chartex" xmlns:cx2="http://schemas.microsoft.com/office/drawing/2015/10/21/chartex" xmlns:cx3="http://schemas.microsoft.com/office/drawing/2016/5/9/chartex" xmlns:cx4="http://schemas.microsoft.com/office/drawing/2016/5/10/chartex" xmlns:cx5="http://schemas.microsoft.com/office/drawing/2016/5/11/chartex" xmlns:cx6="http://schemas.microsoft.com/office/drawing/2016/5/12/chartex" xmlns:cx7="http://schemas.microsoft.com/office/drawing/2016/5/13/chartex" xmlns:cx8="http://schemas.microsoft.com/office/drawing/2016/5/14/chartex" xmlns:mc="http://schemas.openxmlformats.org/markup-compatibility/2006" xmlns:aink="http://schemas.microsoft.com/office/drawing/2016/ink" xmlns:am3d="http://schemas.microsoft.com/office/drawing/2017/model3d" xmlns:o="urn:schemas-microsoft-com:office:office" xmlns:r="http://schemas.openxmlformats.org/officeDocument/2006/relationships" xmlns:m="http://schemas.openxmlformats.org/officeDocument/2006/math" xmlns:v="urn:schemas-microsoft-com:vml" xmlns:wp14="http://schemas.microsoft.com/office/word/2010/wordprocessingDrawing" xmlns:wp="http://schemas.openxmlformats.org/drawingml/2006/wordprocessingDrawing" xmlns:w10="urn:schemas-microsoft-com:office:word" xmlns:w="http://schemas.openxmlformats.org/wordprocessingml/2006/main" xmlns:w14="http://schemas.microsoft.com/office/word/2010/wordml" xmlns:w15="http://schemas.microsoft.com/office/word/2012/wordml" xmlns:w16cid="http://schemas.microsoft.com/office/word/2016/wordml/cid" xmlns:w16se="http://schemas.microsoft.com/office/word/2015/wordml/symex" xmlns:wpg="http://schemas.microsoft.com/office/word/2010/wordprocessingGroup" xmlns:wpi="http://schemas.microsoft.com/office/word/2010/wordprocessingInk" xmlns:wne="http://schemas.microsoft.com/office/word/2006/wordml" xmlns:wps="http://schemas.microsoft.com/office/word/2010/wordprocessingShape" mc:Ignorable="w14 w15 w16se w16cid wp14">
+<w:numbering xmlns:wpc="http://schemas.microsoft.com/office/word/2010/wordprocessingCanvas" xmlns:cx="http://schemas.microsoft.com/office/drawing/2014/chartex" xmlns:cx1="http://schemas.microsoft.com/office/drawing/2015/9/8/chartex" xmlns:cx2="http://schemas.microsoft.com/office/drawing/2015/10/21/chartex" xmlns:cx3="http://schemas.microsoft.com/office/drawing/2016/5/9/chartex" xmlns:cx4="http://schemas.microsoft.com/office/drawing/2016/5/10/chartex" xmlns:cx5="http://schemas.microsoft.com/office/drawing/2016/5/11/chartex" xmlns:cx6="http://schemas.microsoft.com/office/drawing/2016/5/12/chartex" xmlns:cx7="http://schemas.microsoft.com/office/drawing/2016/5/13/chartex" xmlns:cx8="http://schemas.microsoft.com/office/drawing/2016/5/14/chartex" xmlns:mc="http://schemas.openxmlformats.org/markup-compatibility/2006" xmlns:aink="http://schemas.microsoft.com/office/drawing/2016/ink" xmlns:am3d="http://schemas.microsoft.com/office/drawing/2017/model3d" xmlns:o="urn:schemas-microsoft-com:office:office" xmlns:oel="http://schemas.microsoft.com/office/2019/extlst" xmlns:r="http://schemas.openxmlformats.org/officeDocument/2006/relationships" xmlns:m="http://schemas.openxmlformats.org/officeDocument/2006/math" xmlns:v="urn:schemas-microsoft-com:vml" xmlns:wp14="http://schemas.microsoft.com/office/word/2010/wordprocessingDrawing" xmlns:wp="http://schemas.openxmlformats.org/drawingml/2006/wordprocessingDrawing" xmlns:w10="urn:schemas-microsoft-com:office:word" xmlns:w="http://schemas.openxmlformats.org/wordprocessingml/2006/main" xmlns:w14="http://schemas.microsoft.com/office/word/2010/wordml" xmlns:w15="http://schemas.microsoft.com/office/word/2012/wordml" xmlns:w16cex="http://schemas.microsoft.com/office/word/2018/wordml/cex" xmlns:w16cid="http://schemas.microsoft.com/office/word/2016/wordml/cid" xmlns:w16="http://schemas.microsoft.com/office/word/2018/wordml" xmlns:w16sdtdh="http://schemas.microsoft.com/office/word/2020/wordml/sdtdatahash" xmlns:w16se="http://schemas.microsoft.com/office/word/2015/wordml/symex" xmlns:wpg="http://schemas.microsoft.com/office/word/2010/wordprocessingGroup" xmlns:wpi="http://schemas.microsoft.com/office/word/2010/wordprocessingInk" xmlns:wne="http://schemas.microsoft.com/office/word/2006/wordml" xmlns:wps="http://schemas.microsoft.com/office/word/2010/wordprocessingShape" mc:Ignorable="w14 w15 w16se w16cid w16 w16cex w16sdtdh wp14">
   <w:abstractNum w:abstractNumId="0" w15:restartNumberingAfterBreak="0">
     <w:nsid w:val="3F014A9B"/>
     <w:multiLevelType w:val="multilevel"/>
@@ -2366,17 +2352,17 @@
       </w:rPr>
     </w:lvl>
   </w:abstractNum>
-  <w:num w:numId="1">
+  <w:num w:numId="1" w16cid:durableId="1594312639">
     <w:abstractNumId w:val="0"/>
   </w:num>
-  <w:num w:numId="2">
+  <w:num w:numId="2" w16cid:durableId="1593470403">
     <w:abstractNumId w:val="1"/>
   </w:num>
 </w:numbering>
 </file>
 
 <file path=word/styles.xml><?xml version="1.0" encoding="utf-8"?>
-<w:styles xmlns:mc="http://schemas.openxmlformats.org/markup-compatibility/2006" xmlns:r="http://schemas.openxmlformats.org/officeDocument/2006/relationships" xmlns:w="http://schemas.openxmlformats.org/wordprocessingml/2006/main" xmlns:w14="http://schemas.microsoft.com/office/word/2010/wordml" xmlns:w15="http://schemas.microsoft.com/office/word/2012/wordml" xmlns:w16cid="http://schemas.microsoft.com/office/word/2016/wordml/cid" xmlns:w16se="http://schemas.microsoft.com/office/word/2015/wordml/symex" mc:Ignorable="w14 w15 w16se w16cid">
+<w:styles xmlns:mc="http://schemas.openxmlformats.org/markup-compatibility/2006" xmlns:r="http://schemas.openxmlformats.org/officeDocument/2006/relationships" xmlns:w="http://schemas.openxmlformats.org/wordprocessingml/2006/main" xmlns:w14="http://schemas.microsoft.com/office/word/2010/wordml" xmlns:w15="http://schemas.microsoft.com/office/word/2012/wordml" xmlns:w16cex="http://schemas.microsoft.com/office/word/2018/wordml/cex" xmlns:w16cid="http://schemas.microsoft.com/office/word/2016/wordml/cid" xmlns:w16="http://schemas.microsoft.com/office/word/2018/wordml" xmlns:w16sdtdh="http://schemas.microsoft.com/office/word/2020/wordml/sdtdatahash" xmlns:w16se="http://schemas.microsoft.com/office/word/2015/wordml/symex" mc:Ignorable="w14 w15 w16se w16cid w16 w16cex w16sdtdh">
   <w:docDefaults>
     <w:rPrDefault>
       <w:rPr>

--- a/assets/docs/Tien Vo Resume.docx
+++ b/assets/docs/Tien Vo Resume.docx
@@ -1415,40 +1415,57 @@
                 <w:szCs w:val="18"/>
               </w:rPr>
             </w:pPr>
-            <w:hyperlink r:id="rId11">
-              <w:r>
-                <w:rPr>
-                  <w:rFonts w:ascii="Nunito Sans" w:eastAsia="Nunito Sans" w:hAnsi="Nunito Sans" w:cs="Nunito Sans"/>
-                  <w:color w:val="1155CC"/>
-                  <w:sz w:val="18"/>
-                  <w:szCs w:val="18"/>
-                  <w:u w:val="single"/>
-                </w:rPr>
-                <w:t>tempest-blue.github.io/</w:t>
-              </w:r>
-              <w:proofErr w:type="spellStart"/>
-              <w:r>
-                <w:rPr>
-                  <w:rFonts w:ascii="Nunito Sans" w:eastAsia="Nunito Sans" w:hAnsi="Nunito Sans" w:cs="Nunito Sans"/>
-                  <w:color w:val="1155CC"/>
-                  <w:sz w:val="18"/>
-                  <w:szCs w:val="18"/>
-                  <w:u w:val="single"/>
-                </w:rPr>
-                <w:t>tien</w:t>
-              </w:r>
-              <w:proofErr w:type="spellEnd"/>
-              <w:r>
-                <w:rPr>
-                  <w:rFonts w:ascii="Nunito Sans" w:eastAsia="Nunito Sans" w:hAnsi="Nunito Sans" w:cs="Nunito Sans"/>
-                  <w:color w:val="1155CC"/>
-                  <w:sz w:val="18"/>
-                  <w:szCs w:val="18"/>
-                  <w:u w:val="single"/>
-                </w:rPr>
-                <w:t>/</w:t>
-              </w:r>
-            </w:hyperlink>
+            <w:r>
+              <w:fldChar w:fldCharType="begin"/>
+            </w:r>
+            <w:r>
+              <w:instrText xml:space="preserve">HYPERLINK "https://tempest-blue.github.io/tien/" \h </w:instrText>
+            </w:r>
+            <w:r>
+              <w:fldChar w:fldCharType="separate"/>
+            </w:r>
+            <w:r>
+              <w:rPr>
+                <w:rFonts w:ascii="Nunito Sans" w:eastAsia="Nunito Sans" w:hAnsi="Nunito Sans" w:cs="Nunito Sans"/>
+                <w:color w:val="1155CC"/>
+                <w:sz w:val="18"/>
+                <w:szCs w:val="18"/>
+                <w:u w:val="single"/>
+              </w:rPr>
+              <w:t>tempest-blue.github.io/</w:t>
+            </w:r>
+            <w:proofErr w:type="spellStart"/>
+            <w:r>
+              <w:rPr>
+                <w:rFonts w:ascii="Nunito Sans" w:eastAsia="Nunito Sans" w:hAnsi="Nunito Sans" w:cs="Nunito Sans"/>
+                <w:color w:val="1155CC"/>
+                <w:sz w:val="18"/>
+                <w:szCs w:val="18"/>
+                <w:u w:val="single"/>
+              </w:rPr>
+              <w:t>tien</w:t>
+            </w:r>
+            <w:proofErr w:type="spellEnd"/>
+            <w:r>
+              <w:rPr>
+                <w:rFonts w:ascii="Nunito Sans" w:eastAsia="Nunito Sans" w:hAnsi="Nunito Sans" w:cs="Nunito Sans"/>
+                <w:color w:val="1155CC"/>
+                <w:sz w:val="18"/>
+                <w:szCs w:val="18"/>
+                <w:u w:val="single"/>
+              </w:rPr>
+              <w:t>/</w:t>
+            </w:r>
+            <w:r>
+              <w:rPr>
+                <w:rFonts w:ascii="Nunito Sans" w:eastAsia="Nunito Sans" w:hAnsi="Nunito Sans" w:cs="Nunito Sans"/>
+                <w:color w:val="1155CC"/>
+                <w:sz w:val="18"/>
+                <w:szCs w:val="18"/>
+                <w:u w:val="single"/>
+              </w:rPr>
+              <w:fldChar w:fldCharType="end"/>
+            </w:r>
           </w:p>
         </w:tc>
         <w:tc>
